--- a/media/plantillas/plantillaCttr.docx
+++ b/media/plantillas/plantillaCttr.docx
@@ -187,7 +187,7 @@
           </mc:Choice>
           <mc:Fallback>
             <w:pict>
-              <v:group w14:anchorId="2EF12CA6" id="Group 8" o:spid="_x0000_s1026" style="width:81.9pt;height:25.7pt;mso-position-horizontal-relative:char;mso-position-vertical-relative:line" coordsize="10401,3263" o:gfxdata="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">
+              <v:group w14:anchorId="73AEA9C0" id="Group 8" o:spid="_x0000_s1026" style="width:81.9pt;height:25.7pt;mso-position-horizontal-relative:char;mso-position-vertical-relative:line" coordsize="10401,3263" o:gfxdata="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">
                 <v:shapetype id="_x0000_t75" coordsize="21600,21600" o:spt="75" o:preferrelative="t" path="m@4@5l@4@11@9@11@9@5xe" filled="f" stroked="f">
                   <v:stroke joinstyle="miter"/>
                   <v:formulas>
@@ -357,7 +357,7 @@
           </mc:Choice>
           <mc:Fallback>
             <w:pict>
-              <v:group w14:anchorId="624649CF" id="Group 13" o:spid="_x0000_s1026" style="width:138.95pt;height:27.85pt;mso-position-horizontal-relative:char;mso-position-vertical-relative:line" coordsize="17646,3536" o:gfxdata="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">
+              <v:group w14:anchorId="3679C9AD" id="Group 13" o:spid="_x0000_s1026" style="width:138.95pt;height:27.85pt;mso-position-horizontal-relative:char;mso-position-vertical-relative:line" coordsize="17646,3536" o:gfxdata="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">
                 <v:shape id="Image 14" o:spid="_x0000_s1027" type="#_x0000_t75" style="position:absolute;left:234;top:106;width:911;height:1381;visibility:visible;mso-wrap-style:square" o:gfxdata="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">
                   <v:imagedata r:id="rId17" o:title=""/>
                 </v:shape>
@@ -518,7 +518,7 @@
           </mc:Choice>
           <mc:Fallback>
             <w:pict>
-              <v:group w14:anchorId="4CF16143" id="Group 18" o:spid="_x0000_s1026" style="position:absolute;margin-left:60.3pt;margin-top:7.75pt;width:474.75pt;height:4.5pt;z-index:-251656192;mso-wrap-distance-left:0;mso-wrap-distance-right:0;mso-position-horizontal-relative:page" coordsize="60293,571" o:gfxdata="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">
+              <v:group w14:anchorId="1CBE65CC" id="Group 18" o:spid="_x0000_s1026" style="position:absolute;margin-left:60.3pt;margin-top:7.75pt;width:474.75pt;height:4.5pt;z-index:-251656192;mso-wrap-distance-left:0;mso-wrap-distance-right:0;mso-position-horizontal-relative:page" coordsize="60293,571" o:gfxdata="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">
                 <v:shape id="Graphic 19" o:spid="_x0000_s1027" style="position:absolute;top:285;width:60293;height:13;visibility:visible;mso-wrap-style:square;v-text-anchor:top" coordsize="6029325,1270" o:gfxdata="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" path="m,l19049,em2743832,l6028949,e" filled="f" strokeweight=".52914mm">
                   <v:path arrowok="t"/>
                 </v:shape>
@@ -1147,6 +1147,15 @@
         <w:tblStyle w:val="Tablaconcuadrcula"/>
         <w:tblW w:w="0" w:type="auto"/>
         <w:tblInd w:w="1401" w:type="dxa"/>
+        <w:tblBorders>
+          <w:top w:val="none" w:sz="0" w:space="0" w:color="auto"/>
+          <w:left w:val="none" w:sz="0" w:space="0" w:color="auto"/>
+          <w:bottom w:val="none" w:sz="0" w:space="0" w:color="auto"/>
+          <w:right w:val="none" w:sz="0" w:space="0" w:color="auto"/>
+          <w:insideH w:val="none" w:sz="0" w:space="0" w:color="auto"/>
+          <w:insideV w:val="none" w:sz="0" w:space="0" w:color="auto"/>
+        </w:tblBorders>
+        <w:shd w:val="clear" w:color="auto" w:fill="FFFFFF" w:themeFill="background1"/>
         <w:tblLook w:val="04A0" w:firstRow="1" w:lastRow="0" w:firstColumn="1" w:lastColumn="0" w:noHBand="0" w:noVBand="1"/>
       </w:tblPr>
       <w:tblGrid>
@@ -1160,6 +1169,7 @@
         <w:tc>
           <w:tcPr>
             <w:tcW w:w="3102" w:type="dxa"/>
+            <w:shd w:val="clear" w:color="auto" w:fill="FFFFFF" w:themeFill="background1"/>
             <w:vAlign w:val="center"/>
           </w:tcPr>
           <w:p>
@@ -1184,6 +1194,7 @@
         <w:tc>
           <w:tcPr>
             <w:tcW w:w="6197" w:type="dxa"/>
+            <w:shd w:val="clear" w:color="auto" w:fill="FFFFFF" w:themeFill="background1"/>
             <w:vAlign w:val="center"/>
           </w:tcPr>
           <w:p>
@@ -1213,6 +1224,7 @@
         <w:tc>
           <w:tcPr>
             <w:tcW w:w="3102" w:type="dxa"/>
+            <w:shd w:val="clear" w:color="auto" w:fill="FFFFFF" w:themeFill="background1"/>
             <w:vAlign w:val="center"/>
           </w:tcPr>
           <w:p>
@@ -1245,6 +1257,7 @@
         <w:tc>
           <w:tcPr>
             <w:tcW w:w="6197" w:type="dxa"/>
+            <w:shd w:val="clear" w:color="auto" w:fill="FFFFFF" w:themeFill="background1"/>
             <w:vAlign w:val="center"/>
           </w:tcPr>
           <w:p>
@@ -1283,6 +1296,7 @@
         <w:tc>
           <w:tcPr>
             <w:tcW w:w="3102" w:type="dxa"/>
+            <w:shd w:val="clear" w:color="auto" w:fill="FFFFFF" w:themeFill="background1"/>
             <w:vAlign w:val="center"/>
           </w:tcPr>
           <w:p>
@@ -1307,6 +1321,7 @@
         <w:tc>
           <w:tcPr>
             <w:tcW w:w="6197" w:type="dxa"/>
+            <w:shd w:val="clear" w:color="auto" w:fill="FFFFFF" w:themeFill="background1"/>
             <w:vAlign w:val="center"/>
           </w:tcPr>
           <w:p>
@@ -1345,6 +1360,7 @@
         <w:tc>
           <w:tcPr>
             <w:tcW w:w="3102" w:type="dxa"/>
+            <w:shd w:val="clear" w:color="auto" w:fill="FFFFFF" w:themeFill="background1"/>
             <w:vAlign w:val="center"/>
           </w:tcPr>
           <w:p>
@@ -1369,6 +1385,7 @@
         <w:tc>
           <w:tcPr>
             <w:tcW w:w="6197" w:type="dxa"/>
+            <w:shd w:val="clear" w:color="auto" w:fill="FFFFFF" w:themeFill="background1"/>
             <w:vAlign w:val="center"/>
           </w:tcPr>
           <w:p>
@@ -1414,6 +1431,7 @@
         <w:tc>
           <w:tcPr>
             <w:tcW w:w="3102" w:type="dxa"/>
+            <w:shd w:val="clear" w:color="auto" w:fill="FFFFFF" w:themeFill="background1"/>
             <w:vAlign w:val="center"/>
           </w:tcPr>
           <w:p>
@@ -1438,6 +1456,7 @@
         <w:tc>
           <w:tcPr>
             <w:tcW w:w="6197" w:type="dxa"/>
+            <w:shd w:val="clear" w:color="auto" w:fill="FFFFFF" w:themeFill="background1"/>
             <w:vAlign w:val="center"/>
           </w:tcPr>
           <w:p>
@@ -2650,6 +2669,7 @@
   <w:style w:type="character" w:default="1" w:styleId="Fuentedeprrafopredeter">
     <w:name w:val="Default Paragraph Font"/>
     <w:uiPriority w:val="1"/>
+    <w:semiHidden/>
     <w:unhideWhenUsed/>
   </w:style>
   <w:style w:type="table" w:default="1" w:styleId="Tablanormal">
